--- a/livrables/lecons/2026-08-02_lecon-appli-ia_01_cadrage-specification.docx
+++ b/livrables/lecons/2026-08-02_lecon-appli-ia_01_cadrage-specification.docx
@@ -1279,7 +1279,7 @@
           <w:sz w:val="22"/>
           <w:szCs w:val="22"/>
         </w:rPr>
-        <w:t>⚠️ À lire avant de commencer : tous les fichiers de code de cette leçon sont DÉJÀ créés dans livrables/projets/appli-ia/, et le script a été exécuté pour vérifier qu'il fonctionne. Tu n'as donc rien à saisir, rien à recopier et surtout rien à écraser. Ton travail consiste à les LIRE, les comprendre, les lancer et les modifier ; le code reproduit dans cette leçon est là pour la lecture. — Commence par ouvrir un terminal et lancer ces trois commandes. Elles ne modifient rien : elles affichent ce qui est installé.</w:t>
+        <w:t>⚠️ À lire avant de commencer : tous les fichiers de code de cette leçon sont DÉJÀ créés dans livrables/projets/appli-ia/, et le script a été exécuté pour vérifier qu'il fonctionne. Tu n'as donc rien à saisir, rien à recopier et surtout rien à écraser. Ton travail consiste à les LIRE, les comprendre, les lancer et les modifier ; le code reproduit dans cette leçon est là pour la lecture. — Commence par ouvrir un terminal et lancer ces trois commandes. Elles ne modifient rien : elles affichent ce qui est installé. 💻 EN BASH OU EN ZSH ? Sur macOS, le Terminal utilise zsh par défaut depuis Catalina (2019) — c'est ton cas. Toutes les commandes de cette leçon (node, npm, git, cd, mkdir) sont STRICTEMENT IDENTIQUES dans les deux shells : tu n'as rien à changer, rien à installer. Pour le vérifier à tout moment : echo $SHELL doit afficher /bin/zsh. Deux précisions utiles pour la suite du parcours : (1) la distinction comptera plus tard, sur des syntaxes propres au shell — motifs de noms de fichiers, tableaux, redirections avancées — et la leçon le signalera explicitement à ce moment-là ; (2) les tutoriels en ligne qui disent « ouvre bash » sont le plus souvent écrits pour Linux : sur macOS tu seras en zsh, et le bash livré par Apple est resté en version 3.2 (2007) pour des raisons de licence. Ne cherche donc pas à « passer en bash » : reste en zsh.</w:t>
       </w:r>
     </w:p>
     <w:p>

--- a/livrables/lecons/2026-08-02_lecon-appli-ia_01_cadrage-specification.docx
+++ b/livrables/lecons/2026-08-02_lecon-appli-ia_01_cadrage-specification.docx
@@ -7006,6 +7006,247 @@
           <w:szCs w:val="22"/>
         </w:rPr>
         <w:t>Leçon n°02 — Le socle web : générer un premier écran avec l'IA, puis lire et corriger son code. Nous transformerons la sortie texte du script d'aujourd'hui en une page HTML affichable dans le navigateur, et tu apprendras à relire du code généré au lieu de le prendre pour argent comptant.</w:t>
+      </w:r>
+    </w:p>
+    <w:p>
+      <w:pPr>
+        <w:spacing w:before="280" w:after="120"/>
+      </w:pPr>
+      <w:r>
+        <w:rPr>
+          <w:b/>
+          <w:bCs/>
+          <w:color w:val="1B3A6B"/>
+          <w:sz w:val="30"/>
+          <w:szCs w:val="30"/>
+        </w:rPr>
+        <w:t xml:space="preserve">📌 Où en est le projet aujourd'hui</w:t>
+      </w:r>
+    </w:p>
+    <w:p>
+      <w:pPr>
+        <w:pBdr>
+          <w:left w:val="single" w:sz="18" w:space="8" w:color="1B3A6B"/>
+        </w:pBdr>
+        <w:shd w:val="clear" w:color="auto" w:fill="EEF2F7"/>
+        <w:spacing w:before="100" w:after="60"/>
+        <w:ind w:left="280"/>
+      </w:pPr>
+      <w:r>
+        <w:rPr>
+          <w:color w:val="1F2937"/>
+          <w:sz w:val="22"/>
+          <w:szCs w:val="22"/>
+        </w:rPr>
+        <w:t xml:space="preserve">Cette leçon décrit le projet au 02/08/2026, jour de sa production. Elle a été relue le 09/08/2026 : rien n'y est faux, mais le projet a grandi entre-temps. Voici ce que tu trouveras de différent en ouvrant les fichiers.</w:t>
+      </w:r>
+    </w:p>
+    <w:p>
+      <w:pPr>
+        <w:pBdr>
+          <w:left w:val="single" w:sz="18" w:space="8" w:color="1B3A6B"/>
+        </w:pBdr>
+        <w:shd w:val="clear" w:color="auto" w:fill="EEF2F7"/>
+        <w:spacing w:before="140" w:after="60"/>
+        <w:ind w:left="280"/>
+      </w:pPr>
+      <w:r>
+        <w:rPr>
+          <w:b/>
+          <w:bCs/>
+          <w:color w:val="1F2937"/>
+          <w:sz w:val="22"/>
+          <w:szCs w:val="22"/>
+        </w:rPr>
+        <w:t xml:space="preserve">1. SPEC.md est passée en v1.2.</w:t>
+      </w:r>
+    </w:p>
+    <w:p>
+      <w:pPr>
+        <w:pBdr>
+          <w:left w:val="single" w:sz="18" w:space="8" w:color="1B3A6B"/>
+        </w:pBdr>
+        <w:shd w:val="clear" w:color="auto" w:fill="EEF2F7"/>
+        <w:spacing w:before="60" w:after="60"/>
+        <w:ind w:left="280"/>
+      </w:pPr>
+      <w:r>
+        <w:rPr>
+          <w:color w:val="1F2937"/>
+          <w:sz w:val="22"/>
+          <w:szCs w:val="22"/>
+        </w:rPr>
+        <w:t xml:space="preserve">La leçon reproduit la v1, qui déclarait quatre dossiers. Le fichier en déclare six : livrables/documents/ et livrables/controles/ ont été ajoutés par la leçon 02, et une exclusion explicite des fichiers README.md a été introduite le 08/08. Un journal des révisions figure maintenant en fin de fichier — lis-le, il raconte trois dérives constatées entre la spécification et le code en l'espace de six jours.</w:t>
+      </w:r>
+    </w:p>
+    <w:p>
+      <w:pPr>
+        <w:pBdr>
+          <w:left w:val="single" w:sz="18" w:space="8" w:color="1B3A6B"/>
+        </w:pBdr>
+        <w:shd w:val="clear" w:color="auto" w:fill="EEF2F7"/>
+        <w:spacing w:before="140" w:after="60"/>
+        <w:ind w:left="280"/>
+      </w:pPr>
+      <w:r>
+        <w:rPr>
+          <w:b/>
+          <w:bCs/>
+          <w:color w:val="1F2937"/>
+          <w:sz w:val="22"/>
+          <w:szCs w:val="22"/>
+        </w:rPr>
+        <w:t xml:space="preserve">2. package.json a trois scripts au lieu d'un.</w:t>
+      </w:r>
+    </w:p>
+    <w:p>
+      <w:pPr>
+        <w:pBdr>
+          <w:left w:val="single" w:sz="18" w:space="8" w:color="1B3A6B"/>
+        </w:pBdr>
+        <w:shd w:val="clear" w:color="auto" w:fill="EEF2F7"/>
+        <w:spacing w:before="60" w:after="60"/>
+        <w:ind w:left="280"/>
+      </w:pPr>
+      <w:r>
+        <w:rPr>
+          <w:color w:val="1F2937"/>
+          <w:sz w:val="22"/>
+          <w:szCs w:val="22"/>
+        </w:rPr>
+        <w:t xml:space="preserve">npm run inventaire (cette leçon), npm run demo-recursivite (une illustration de la récursivité, ajoutée hors leçon) et npm run serveur (leçon 02).</w:t>
+      </w:r>
+    </w:p>
+    <w:p>
+      <w:pPr>
+        <w:pBdr>
+          <w:left w:val="single" w:sz="18" w:space="8" w:color="1B3A6B"/>
+        </w:pBdr>
+        <w:shd w:val="clear" w:color="auto" w:fill="EEF2F7"/>
+        <w:spacing w:before="140" w:after="60"/>
+        <w:ind w:left="280"/>
+      </w:pPr>
+      <w:r>
+        <w:rPr>
+          <w:b/>
+          <w:bCs/>
+          <w:color w:val="1F2937"/>
+          <w:sz w:val="22"/>
+          <w:szCs w:val="22"/>
+        </w:rPr>
+        <w:t xml:space="preserve">3. Le Challenge de cette leçon a été fait, et il a servi.</w:t>
+      </w:r>
+    </w:p>
+    <w:p>
+      <w:pPr>
+        <w:pBdr>
+          <w:left w:val="single" w:sz="18" w:space="8" w:color="1B3A6B"/>
+        </w:pBdr>
+        <w:shd w:val="clear" w:color="auto" w:fill="EEF2F7"/>
+        <w:spacing w:before="60" w:after="60"/>
+        <w:ind w:left="280"/>
+      </w:pPr>
+      <w:r>
+        <w:rPr>
+          <w:color w:val="1F2937"/>
+          <w:sz w:val="22"/>
+          <w:szCs w:val="22"/>
+        </w:rPr>
+        <w:t xml:space="preserve">Les deux scripts demandés — celui écrit sans la spécification, celui écrit avec — sont conservés dans exercices/. Leur comparaison n'a pas seulement montré la différence attendue : elle a révélé deux défauts de la spécification elle-même, d'où la v1.2. C'est le résultat théorique de cette leçon vérifié sur pièces. Entre les deux essais, le modèle d'IA n'avait pas changé ; seule la précision de la demande avait changé.</w:t>
+      </w:r>
+    </w:p>
+    <w:p>
+      <w:pPr>
+        <w:pBdr>
+          <w:left w:val="single" w:sz="18" w:space="8" w:color="1B3A6B"/>
+        </w:pBdr>
+        <w:shd w:val="clear" w:color="auto" w:fill="EEF2F7"/>
+        <w:spacing w:before="140" w:after="60"/>
+        <w:ind w:left="280"/>
+      </w:pPr>
+      <w:r>
+        <w:rPr>
+          <w:b/>
+          <w:bCs/>
+          <w:color w:val="1F2937"/>
+          <w:sz w:val="22"/>
+          <w:szCs w:val="22"/>
+        </w:rPr>
+        <w:t xml:space="preserve">4. Les numéros de version de Node ont bougé, comme prévu.</w:t>
+      </w:r>
+    </w:p>
+    <w:p>
+      <w:pPr>
+        <w:pBdr>
+          <w:left w:val="single" w:sz="18" w:space="8" w:color="1B3A6B"/>
+        </w:pBdr>
+        <w:shd w:val="clear" w:color="auto" w:fill="EEF2F7"/>
+        <w:spacing w:before="60" w:after="60"/>
+        <w:ind w:left="280"/>
+      </w:pPr>
+      <w:r>
+        <w:rPr>
+          <w:color w:val="1F2937"/>
+          <w:sz w:val="22"/>
+          <w:szCs w:val="22"/>
+        </w:rPr>
+        <w:t xml:space="preserve">Relevés le 02/08 : LTS v24.18.1, Current v26.5.1. Relevés le 09/08 : LTS v24.19.0, Current v26.7.0. Ce n'est pas une erreur de la leçon, c'est le rythme normal de Node — et c'est précisément pour cela que ces numéros sont datés dans le texte. Règle du parcours : ne jamais écrire un numéro de version de mémoire, toujours le relever à la source et l'horodater.</w:t>
+      </w:r>
+    </w:p>
+    <w:p>
+      <w:pPr>
+        <w:pBdr>
+          <w:left w:val="single" w:sz="18" w:space="8" w:color="1B3A6B"/>
+        </w:pBdr>
+        <w:shd w:val="clear" w:color="auto" w:fill="EEF2F7"/>
+        <w:spacing w:before="140" w:after="60"/>
+        <w:ind w:left="280"/>
+      </w:pPr>
+      <w:r>
+        <w:rPr>
+          <w:b/>
+          <w:bCs/>
+          <w:color w:val="1F2937"/>
+          <w:sz w:val="22"/>
+          <w:szCs w:val="22"/>
+        </w:rPr>
+        <w:t xml:space="preserve">5. Une précision sur withFileTypes.</w:t>
+      </w:r>
+    </w:p>
+    <w:p>
+      <w:pPr>
+        <w:pBdr>
+          <w:left w:val="single" w:sz="18" w:space="8" w:color="1B3A6B"/>
+        </w:pBdr>
+        <w:shd w:val="clear" w:color="auto" w:fill="EEF2F7"/>
+        <w:spacing w:before="60" w:after="60"/>
+        <w:ind w:left="280"/>
+      </w:pPr>
+      <w:r>
+        <w:rPr>
+          <w:color w:val="1F2937"/>
+          <w:sz w:val="22"/>
+          <w:szCs w:val="22"/>
+        </w:rPr>
+        <w:t xml:space="preserve">La leçon indique que cette option évite un appel système supplémentaire par fichier. C'est vrai, mais partiel : le script appelle quand même fs.statSync() sur chaque fichier retenu, pour obtenir sa taille et sa date. L'économie porte sur le test isDirectory() et sur tous les fichiers écartés par le filtre d'extension — l'essentiel du dossier, en pratique.</w:t>
+      </w:r>
+    </w:p>
+    <w:p>
+      <w:pPr>
+        <w:pBdr>
+          <w:left w:val="single" w:sz="18" w:space="8" w:color="1B3A6B"/>
+        </w:pBdr>
+        <w:shd w:val="clear" w:color="auto" w:fill="EEF2F7"/>
+        <w:spacing w:before="160" w:after="100"/>
+        <w:ind w:left="280"/>
+      </w:pPr>
+      <w:r>
+        <w:rPr>
+          <w:color w:val="1F2937"/>
+          <w:sz w:val="22"/>
+          <w:szCs w:val="22"/>
+        </w:rPr>
+        <w:t xml:space="preserve">Vérifié le 09/08/2026 et inchangé : la référence arXiv (titre, auteurs, date de soumission, 24 études primaires), les quatre URLs de la bibliographie (HTTP 200), la redirection 301 de docs.claude.com vers code.claude.com, le contenu du .gitignore, et le script inventaire.js — qui tourne toujours et compte désormais 216 livrables, contre 202 le 02/08.</w:t>
       </w:r>
     </w:p>
     <w:p>

--- a/livrables/lecons/2026-08-02_lecon-appli-ia_01_cadrage-specification.docx
+++ b/livrables/lecons/2026-08-02_lecon-appli-ia_01_cadrage-specification.docx
@@ -1177,7 +1177,7 @@
           <w:sz w:val="22"/>
           <w:szCs w:val="22"/>
         </w:rPr>
-        <w:t xml:space="preserve">, Cloud Security Alliance, OX Security). Les études d'origine n'ont PAS été ouvertes une à une : traite ces valeurs comme des ordres de grandeur convergents, non comme des mesures que tu pourrais citer telles quelles dans un document professionnel. Seule la référence </w:t>
+        <w:t xml:space="preserve">). ⚠️ Corrigé le 06/09/2026 : cette parenthèse nommait aussi « Cloud Security Alliance » et « OX Security » — deux organismes cités une seule fois dans toute la leçon, SANS AUCUNE URL, absents de la section Ressources, et donc invérifiables aussi bien par le lecteur que par le job qui a rédigé la leçon. Nommer un organisme lui confère une autorité que le lecteur ne peut pas distinguer d'une source réellement ouverte : les deux noms sont retirés, les chiffres restent, avec leur régime déclaré ci-dessous. Les études d'origine n'ont PAS été ouvertes une à une : traite ces valeurs comme des ordres de grandeur convergents, non comme des mesures que tu pourrais citer telles quelles dans un document professionnel. Seule la référence </w:t>
       </w:r>
       <w:proofErr w:type="spellStart"/>
       <w:r>
@@ -7261,6 +7261,80 @@
           <w:color w:val="6B7280"/>
         </w:rPr>
         <w:t>— Fin de la leçon n°01 —</w:t>
+      </w:r>
+    </w:p>
+    <w:p>
+      <w:pPr>
+        <w:pBdr>
+          <w:bottom w:val="single" w:color="1B3A6B" w:sz="6"/>
+        </w:pBdr>
+        <w:spacing w:after="120" w:before="360"/>
+      </w:pPr>
+      <w:r>
+        <w:rPr>
+          <w:b/>
+          <w:bCs/>
+          <w:color w:val="1B3A6B"/>
+          <w:sz w:val="30"/>
+          <w:szCs w:val="30"/>
+        </w:rPr>
+        <w:t xml:space="preserve">📝 Journal des corrections — 6 septembre 2026</w:t>
+      </w:r>
+    </w:p>
+    <w:p>
+      <w:pPr>
+        <w:spacing w:after="80"/>
+      </w:pPr>
+      <w:r>
+        <w:rPr>
+          <w:b/>
+          <w:bCs/>
+          <w:i/>
+          <w:iCs/>
+          <w:color w:val="1F2937"/>
+          <w:sz w:val="22"/>
+          <w:szCs w:val="22"/>
+        </w:rPr>
+        <w:t xml:space="preserve">Leçon produite le 02/08/2026, relue le 06/09/2026 dans le cadre d'un audit des sources du parcours. Les quatre URL répondent 200. UNE correction.</w:t>
+      </w:r>
+    </w:p>
+    <w:p>
+      <w:pPr>
+        <w:spacing w:after="80"/>
+      </w:pPr>
+      <w:r>
+        <w:rPr>
+          <w:color w:val="1F2937"/>
+          <w:sz w:val="22"/>
+          <w:szCs w:val="22"/>
+        </w:rPr>
+        <w:t xml:space="preserve">① Deux organismes nommés comme sources, sans adresse. L'encadré « Trois chiffres à garder en tête » attribuait ses données à « des travaux référencés notamment sur arXiv, Cloud Security Alliance, OX Security ». Seul arXiv figure dans la section Ressources avec une URL testée. Cloud Security Alliance et OX Security étaient nommés une seule fois dans toute la leçon, sans aucune adresse : ni le lecteur ni le job ne pouvaient les vérifier. Or écrire le nom d'un organisme lui confère une autorité que le lecteur ne peut pas distinguer d'une source réellement ouverte et lue — c'est le NOM qui fait la caution. Les deux noms sont retirés ; les trois chiffres sont conservés, avec leur régime déclaré. La règle correspondante a été ajoutée au prompt du parcours le 06/09/2026 : toute source nommée dans le texte doit figurer en Ressources avec une URL testée, sinon on ne la nomme pas et on écrit « des travaux de recherche récents ».</w:t>
+      </w:r>
+    </w:p>
+    <w:p>
+      <w:pPr>
+        <w:spacing w:after="80"/>
+      </w:pPr>
+      <w:r>
+        <w:rPr>
+          <w:color w:val="1F2937"/>
+          <w:sz w:val="22"/>
+          <w:szCs w:val="22"/>
+        </w:rPr>
+        <w:t xml:space="preserve">Vérifié lors de la relecture et inchangé. La référence arXiv est EXACTE de bout en bout, contrôlée le 06/09/2026 sur la page de l'article : arXiv:2603.25146, « Factors Influencing the Quality of AI-Generated Code: A Synthesis of Empirical Evidence », par Vehid Geruslu, Zulfiyya Aliyeva et Eray Tüzün, soumis le 26 mars 2026. Le résumé qu'en donne la leçon est fidèle au mot près : l'étude porte bien sur 24 études primaires, et sa conclusion — la qualité du code dépend d'une combinaison de facteurs humains, de caractéristiques du système d'IA et de la dynamique d'interaction, les facteurs clés étant la conception des invites, la spécification de la tâche et l'expertise du développeur — correspond exactement à l'abstract. Les versions de Node relevées ce jour-là (LTS v24.18.1, Current v26.5.1) sont datées comme il se doit.</w:t>
+      </w:r>
+    </w:p>
+    <w:p>
+      <w:pPr>
+        <w:spacing w:after="80"/>
+      </w:pPr>
+      <w:r>
+        <w:rPr>
+          <w:color w:val="1F2937"/>
+          <w:sz w:val="22"/>
+          <w:szCs w:val="22"/>
+        </w:rPr>
+        <w:t xml:space="preserve">Ce que cette leçon a apporté au parcours, et qui vaut mieux que la correction. L'encadré de transparence sur les trois chiffres — dire lesquels ont été vérifiés à la source, comment traiter les autres, et interdire de les reprendre tels quels dans un écrit professionnel — a été produit SPONTANÉMENT ici, alors qu'aucune consigne du prompt ne le demandait. C'est la meilleure formulation produite par ce parcours sur le régime des sources. Elle a été reprise MOT POUR MOT le 06/09/2026 comme modèle obligatoire dans le prompt, sous la règle 14. Une règle peut naître d'un geste juste autant que d'une faute : celle-ci vient d'une leçon qui a fait, seule, ce qu'on ne lui avait pas demandé.</w:t>
       </w:r>
     </w:p>
     <w:sectPr>
